--- a/doc/milestone 3.docx
+++ b/doc/milestone 3.docx
@@ -12,7 +12,7 @@
           <w:b/>
           <w:sz w:val="36"/>
         </w:rPr>
-        <w:t>Milestone 3: Workforce Dashboard &amp; Recruiter Management</w:t>
+        <w:t>Milestone 3: Workforce Dashboard &amp; Recruiter Management System</w:t>
       </w:r>
     </w:p>
     <w:p/>
@@ -21,24 +21,25 @@
         <w:rPr>
           <w:rFonts w:ascii="Arial" w:hAnsi="Arial"/>
           <w:b/>
-          <w:sz w:val="28"/>
+          <w:sz w:val="26"/>
         </w:rPr>
-        <w:t>🎯 Objectives</w:t>
+        <w:t>🎯 Technical Objectives</w:t>
       </w:r>
     </w:p>
     <w:p>
       <w:r>
-        <w:t>Build the complete workforce interface, implement recruiter analytics dashboards, set up applicant pipelines, and integrate job posting mechanisms.</w:t>
+        <w:t>Design recruitment and workforce data structures, implement pipeline state machines for applicant workflows, and deploy recruiter analytics data aggregators.</w:t>
       </w:r>
     </w:p>
+    <w:p/>
     <w:p>
       <w:r>
         <w:rPr>
           <w:rFonts w:ascii="Arial" w:hAnsi="Arial"/>
           <w:b/>
-          <w:sz w:val="28"/>
+          <w:sz w:val="26"/>
         </w:rPr>
-        <w:t>📋 Scope &amp; Completed Features</w:t>
+        <w:t>📋 Implementation &amp; Features</w:t>
       </w:r>
     </w:p>
     <w:p>
@@ -49,10 +50,10 @@
         <w:rPr>
           <w:b/>
         </w:rPr>
-        <w:t xml:space="preserve">Workforce Dashboard: </w:t>
+        <w:t>Job Opportunity Schema:</w:t>
       </w:r>
       <w:r>
-        <w:t>Central hub displaying metrics for candidates, recruitment pipelines, and hiring activity.</w:t>
+        <w:t xml:space="preserve"> Designed and mapped JobOpportunity entity fields (recruiterId, title, jobDescription, skillsRequired, salaryEstimate).</w:t>
       </w:r>
     </w:p>
     <w:p>
@@ -63,10 +64,10 @@
         <w:rPr>
           <w:b/>
         </w:rPr>
-        <w:t xml:space="preserve">Recruiter Portal &amp; Job Posting: </w:t>
+        <w:t>Application Pipeline State:</w:t>
       </w:r>
       <w:r>
-        <w:t>Form builder and list views for recruiters to publish, edit, and deactivate job listings.</w:t>
+        <w:t xml:space="preserve"> Implemented Candidate Application Staging Model supporting status transitions via JobApplicationStatus Enum (APPLIED, SCREENING, INTERVIEWING, OFFERED, REJECTED).</w:t>
       </w:r>
     </w:p>
     <w:p>
@@ -77,10 +78,10 @@
         <w:rPr>
           <w:b/>
         </w:rPr>
-        <w:t xml:space="preserve">Applicant Tracking &amp; Candidate Management: </w:t>
+        <w:t>Recruiter Controllers:</w:t>
       </w:r>
       <w:r>
-        <w:t>View applicant resumes, progress candidates through the hiring workflow, and manage profiles.</w:t>
+        <w:t xml:space="preserve"> Developed RecruiterController supporting endpoints /api/recruiter/jobs (POST to publish jobs) and /api/recruiter/applications (GET/PATCH to view and update applicants).</w:t>
       </w:r>
     </w:p>
     <w:p>
@@ -91,18 +92,19 @@
         <w:rPr>
           <w:b/>
         </w:rPr>
-        <w:t xml:space="preserve">Talent Evaluation &amp; Analytics: </w:t>
+        <w:t>Analytical Aggregators:</w:t>
       </w:r>
       <w:r>
-        <w:t>Insights dashboard representing hiring conversions, recruiter performance, and candidate metrics.</w:t>
+        <w:t xml:space="preserve"> Wrote custom SQL query mappings in JobApplicationRepository counting active submissions, recruiter feedback intervals, and recruitment funnel stages.</w:t>
       </w:r>
     </w:p>
+    <w:p/>
     <w:p>
       <w:r>
         <w:rPr>
           <w:rFonts w:ascii="Arial" w:hAnsi="Arial"/>
           <w:b/>
-          <w:sz w:val="28"/>
+          <w:sz w:val="26"/>
         </w:rPr>
         <w:t>🛠 Deliverables</w:t>
       </w:r>
@@ -118,7 +120,7 @@
         <w:t xml:space="preserve">[X] </w:t>
       </w:r>
       <w:r>
-        <w:t>Workforce and Executive Dashboard metrics pages.</w:t>
+        <w:t>Recruiter workspace dashboard views displaying applicant counts.</w:t>
       </w:r>
     </w:p>
     <w:p>
@@ -132,7 +134,7 @@
         <w:t xml:space="preserve">[X] </w:t>
       </w:r>
       <w:r>
-        <w:t>Job creation wizard and dynamic Opportunity feed.</w:t>
+        <w:t>Dynamic job posting creation wizard and validation controller services.</w:t>
       </w:r>
     </w:p>
     <w:p>
@@ -146,7 +148,7 @@
         <w:t xml:space="preserve">[X] </w:t>
       </w:r>
       <w:r>
-        <w:t>Candidate evaluation staging interface (Applied, Interviewing, Offered, Rejected).</w:t>
+        <w:t>Candidate pipeline stage transition REST endpoints.</w:t>
       </w:r>
     </w:p>
     <w:p>
@@ -160,9 +162,10 @@
         <w:t xml:space="preserve">[X] </w:t>
       </w:r>
       <w:r>
-        <w:t>Team management and Recruiter collaboration panel.</w:t>
+        <w:t>SQL aggregation queries returning recruitment metrics summary.</w:t>
       </w:r>
     </w:p>
+    <w:p/>
     <w:sectPr>
       <w:pgSz w:w="12240" w:h="15840"/>
       <w:pgMar w:top="1440" w:right="1800" w:bottom="1440" w:left="1800" w:header="720" w:footer="720" w:gutter="0"/>
@@ -538,7 +541,7 @@
     <w:rsid w:val="00FC693F"/>
     <w:rPr>
       <w:rFonts w:ascii="Arial" w:hAnsi="Arial"/>
-      <w:sz w:val="22"/>
+      <w:sz w:val="21"/>
     </w:rPr>
   </w:style>
   <w:style w:type="paragraph" w:styleId="Header">
@@ -1071,7 +1074,7 @@
     </w:pPr>
     <w:rPr>
       <w:rFonts w:ascii="Arial" w:hAnsi="Arial"/>
-      <w:sz w:val="22"/>
+      <w:sz w:val="21"/>
     </w:rPr>
   </w:style>
   <w:style w:type="paragraph" w:styleId="ListBullet2">

--- a/doc/milestone 3.docx
+++ b/doc/milestone 3.docx
@@ -23,12 +23,49 @@
           <w:b/>
           <w:sz w:val="26"/>
         </w:rPr>
-        <w:t>🎯 Technical Objectives</w:t>
+        <w:t>1. Workforce Relational Mappings &amp; Schemas</w:t>
       </w:r>
     </w:p>
     <w:p>
+      <w:pPr>
+        <w:pStyle w:val="ListBullet"/>
+      </w:pPr>
       <w:r>
-        <w:t>Design recruitment and workforce data structures, implement pipeline state machines for applicant workflows, and deploy recruiter analytics data aggregators.</w:t>
+        <w:rPr>
+          <w:b/>
+        </w:rPr>
+        <w:t>Job Opportunity Entity:</w:t>
+      </w:r>
+      <w:r>
+        <w:t xml:space="preserve"> Drafted JobOpportunity.java entity mapping to job_opportunities table. Columns track recruiterId, title, companyName, description, requiredSkills (stored as JSON string or comma-separated values), and estimatedCompensation.</w:t>
+      </w:r>
+    </w:p>
+    <w:p>
+      <w:pPr>
+        <w:pStyle w:val="ListBullet"/>
+      </w:pPr>
+      <w:r>
+        <w:rPr>
+          <w:b/>
+        </w:rPr>
+        <w:t>Job Application Mapping:</w:t>
+      </w:r>
+      <w:r>
+        <w:t xml:space="preserve"> Programmed JobApplication.java mapping to job_applications table. Links User (Student) and JobOpportunity through database constraints. Fields include resumeUrl, applicationDate, and applicationStatus.</w:t>
+      </w:r>
+    </w:p>
+    <w:p>
+      <w:pPr>
+        <w:pStyle w:val="ListBullet"/>
+      </w:pPr>
+      <w:r>
+        <w:rPr>
+          <w:b/>
+        </w:rPr>
+        <w:t>Hibernate Cascades:</w:t>
+      </w:r>
+      <w:r>
+        <w:t xml:space="preserve"> Configured CascadeType.MERGE and FetchType.LAZY on entity relationships to restrict database performance bottlenecks when rendering large application pipelines.</w:t>
       </w:r>
     </w:p>
     <w:p/>
@@ -39,7 +76,7 @@
           <w:b/>
           <w:sz w:val="26"/>
         </w:rPr>
-        <w:t>📋 Implementation &amp; Features</w:t>
+        <w:t>2. Recruitment Pipeline State Machine</w:t>
       </w:r>
     </w:p>
     <w:p>
@@ -50,10 +87,10 @@
         <w:rPr>
           <w:b/>
         </w:rPr>
-        <w:t>Job Opportunity Schema:</w:t>
+        <w:t>Pipeline Enums:</w:t>
       </w:r>
       <w:r>
-        <w:t xml:space="preserve"> Designed and mapped JobOpportunity entity fields (recruiterId, title, jobDescription, skillsRequired, salaryEstimate).</w:t>
+        <w:t xml:space="preserve"> Created JobApplicationStatus.java enum containing states: APPLIED, SCREENING, INTERVIEWING, OFFERED, REJECTED.</w:t>
       </w:r>
     </w:p>
     <w:p>
@@ -64,10 +101,10 @@
         <w:rPr>
           <w:b/>
         </w:rPr>
-        <w:t>Application Pipeline State:</w:t>
+        <w:t>State Transition Controller:</w:t>
       </w:r>
       <w:r>
-        <w:t xml:space="preserve"> Implemented Candidate Application Staging Model supporting status transitions via JobApplicationStatus Enum (APPLIED, SCREENING, INTERVIEWING, OFFERED, REJECTED).</w:t>
+        <w:t xml:space="preserve"> Developed status change logic verifying that only the posting Recruiter or Admin can alter applicant statuses. Logs updates into application audit records.</w:t>
       </w:r>
     </w:p>
     <w:p>
@@ -78,10 +115,21 @@
         <w:rPr>
           <w:b/>
         </w:rPr>
-        <w:t>Recruiter Controllers:</w:t>
+        <w:t>Notification Triggers:</w:t>
       </w:r>
       <w:r>
-        <w:t xml:space="preserve"> Developed RecruiterController supporting endpoints /api/recruiter/jobs (POST to publish jobs) and /api/recruiter/applications (GET/PATCH to view and update applicants).</w:t>
+        <w:t xml:space="preserve"> Configured event dispatch systems triggering internal notifications for students when recruiters change application pipeline states.</w:t>
+      </w:r>
+    </w:p>
+    <w:p/>
+    <w:p>
+      <w:r>
+        <w:rPr>
+          <w:rFonts w:ascii="Arial" w:hAnsi="Arial"/>
+          <w:b/>
+          <w:sz w:val="26"/>
+        </w:rPr>
+        <w:t>3. Recruiter Controller &amp; REST Interfaces</w:t>
       </w:r>
     </w:p>
     <w:p>
@@ -92,10 +140,38 @@
         <w:rPr>
           <w:b/>
         </w:rPr>
-        <w:t>Analytical Aggregators:</w:t>
+        <w:t>Job Publishing Endpoint:</w:t>
       </w:r>
       <w:r>
-        <w:t xml:space="preserve"> Wrote custom SQL query mappings in JobApplicationRepository counting active submissions, recruiter feedback intervals, and recruitment funnel stages.</w:t>
+        <w:t xml:space="preserve"> Programmed RecruiterController exposing POST /api/recruiter/jobs. Request body validates required fields (title, description, skills) before invoking JobOpportunityService.save().</w:t>
+      </w:r>
+    </w:p>
+    <w:p>
+      <w:pPr>
+        <w:pStyle w:val="ListBullet"/>
+      </w:pPr>
+      <w:r>
+        <w:rPr>
+          <w:b/>
+        </w:rPr>
+        <w:t>Applicant View Endpoint:</w:t>
+      </w:r>
+      <w:r>
+        <w:t xml:space="preserve"> Exposed GET /api/recruiter/jobs/{jobId}/applications returning candidate profiles, credentials, and application timelines with pagination.</w:t>
+      </w:r>
+    </w:p>
+    <w:p>
+      <w:pPr>
+        <w:pStyle w:val="ListBullet"/>
+      </w:pPr>
+      <w:r>
+        <w:rPr>
+          <w:b/>
+        </w:rPr>
+        <w:t>Update Pipeline API:</w:t>
+      </w:r>
+      <w:r>
+        <w:t xml:space="preserve"> Created PATCH /api/recruiter/applications/{applicationId}/status validating request body fields before executing db updates.</w:t>
       </w:r>
     </w:p>
     <w:p/>
@@ -106,7 +182,7 @@
           <w:b/>
           <w:sz w:val="26"/>
         </w:rPr>
-        <w:t>🛠 Deliverables</w:t>
+        <w:t>4. Analytics Query Pipeline &amp; Chart Data</w:t>
       </w:r>
     </w:p>
     <w:p>
@@ -117,10 +193,10 @@
         <w:rPr>
           <w:b/>
         </w:rPr>
-        <w:t xml:space="preserve">[X] </w:t>
+        <w:t>Metrics Repository Queries:</w:t>
       </w:r>
       <w:r>
-        <w:t>Recruiter workspace dashboard views displaying applicant counts.</w:t>
+        <w:t xml:space="preserve"> Formulated custom native SQL queries inside JobApplicationRepository. Uses GROUP BY clauses mapping application statuses to calculate hiring funnel conversion percentages.</w:t>
       </w:r>
     </w:p>
     <w:p>
@@ -131,10 +207,10 @@
         <w:rPr>
           <w:b/>
         </w:rPr>
-        <w:t xml:space="preserve">[X] </w:t>
+        <w:t>Recruiter Stats API:</w:t>
       </w:r>
       <w:r>
-        <w:t>Dynamic job posting creation wizard and validation controller services.</w:t>
+        <w:t xml:space="preserve"> Exposed GET /api/recruiter/analytics returning total jobs posted, active interviews, conversion statistics, and average time-to-offer.</w:t>
       </w:r>
     </w:p>
     <w:p>
@@ -145,10 +221,21 @@
         <w:rPr>
           <w:b/>
         </w:rPr>
-        <w:t xml:space="preserve">[X] </w:t>
+        <w:t>Frontend Dashboard Charts:</w:t>
       </w:r>
       <w:r>
-        <w:t>Candidate pipeline stage transition REST endpoints.</w:t>
+        <w:t xml:space="preserve"> Mapped JSON outputs to chart arrays, enabling charts (bar charts, radar charts) to dynamically render recruitment indicators.</w:t>
+      </w:r>
+    </w:p>
+    <w:p/>
+    <w:p>
+      <w:r>
+        <w:rPr>
+          <w:rFonts w:ascii="Arial" w:hAnsi="Arial"/>
+          <w:b/>
+          <w:sz w:val="26"/>
+        </w:rPr>
+        <w:t>5. Access Control &amp; Role Validation</w:t>
       </w:r>
     </w:p>
     <w:p>
@@ -159,16 +246,30 @@
         <w:rPr>
           <w:b/>
         </w:rPr>
-        <w:t xml:space="preserve">[X] </w:t>
+        <w:t>Endpoint Authorization:</w:t>
       </w:r>
       <w:r>
-        <w:t>SQL aggregation queries returning recruitment metrics summary.</w:t>
+        <w:t xml:space="preserve"> Applied @PreAuthorize("hasRole('RECRUITER')") annotations on controller methods. Configured method-level security in SecurityConfig.</w:t>
+      </w:r>
+    </w:p>
+    <w:p>
+      <w:pPr>
+        <w:pStyle w:val="ListBullet"/>
+      </w:pPr>
+      <w:r>
+        <w:rPr>
+          <w:b/>
+        </w:rPr>
+        <w:t>Data Isolation:</w:t>
+      </w:r>
+      <w:r>
+        <w:t xml:space="preserve"> Checked that recruiters can only read or edit job listings matching their own organization profile, preventing unauthorized access.</w:t>
       </w:r>
     </w:p>
     <w:p/>
     <w:sectPr>
       <w:pgSz w:w="12240" w:h="15840"/>
-      <w:pgMar w:top="1440" w:right="1800" w:bottom="1440" w:left="1800" w:header="720" w:footer="720" w:gutter="0"/>
+      <w:pgMar w:top="1440" w:right="1440" w:bottom="1440" w:left="1440" w:header="720" w:footer="720" w:gutter="0"/>
       <w:cols w:space="720"/>
       <w:docGrid w:linePitch="360"/>
     </w:sectPr>
@@ -539,10 +640,6 @@
     <w:name w:val="Normal"/>
     <w:qFormat/>
     <w:rsid w:val="00FC693F"/>
-    <w:rPr>
-      <w:rFonts w:ascii="Arial" w:hAnsi="Arial"/>
-      <w:sz w:val="21"/>
-    </w:rPr>
   </w:style>
   <w:style w:type="paragraph" w:styleId="Header">
     <w:name w:val="header"/>

--- a/doc/milestone 3.docx
+++ b/doc/milestone 3.docx
@@ -12,7 +12,7 @@
           <w:b/>
           <w:sz w:val="36"/>
         </w:rPr>
-        <w:t>Milestone 3: Workforce Dashboard &amp; Recruiter Management System</w:t>
+        <w:t>Milestone 3: Workforce Portal, Recruiter Management &amp; Admin Panels</w:t>
       </w:r>
     </w:p>
     <w:p/>
@@ -23,7 +23,7 @@
           <w:b/>
           <w:sz w:val="26"/>
         </w:rPr>
-        <w:t>1. Workforce Relational Mappings &amp; Schemas</w:t>
+        <w:t>1. Relational Database Mappings for Workforce Operations</w:t>
       </w:r>
     </w:p>
     <w:p>
@@ -34,10 +34,10 @@
         <w:rPr>
           <w:b/>
         </w:rPr>
-        <w:t>Job Opportunity Entity:</w:t>
+        <w:t>Job Opportunity Mappings:</w:t>
       </w:r>
       <w:r>
-        <w:t xml:space="preserve"> Drafted JobOpportunity.java entity mapping to job_opportunities table. Columns track recruiterId, title, companyName, description, requiredSkills (stored as JSON string or comma-separated values), and estimatedCompensation.</w:t>
+        <w:t xml:space="preserve"> Created JobOpportunity.java mapping to job_opportunities table. Columns track recruiterId, title, companyName, requiredSkills, and compensation.</w:t>
       </w:r>
     </w:p>
     <w:p>
@@ -51,7 +51,7 @@
         <w:t>Job Application Mapping:</w:t>
       </w:r>
       <w:r>
-        <w:t xml:space="preserve"> Programmed JobApplication.java mapping to job_applications table. Links User (Student) and JobOpportunity through database constraints. Fields include resumeUrl, applicationDate, and applicationStatus.</w:t>
+        <w:t xml:space="preserve"> Programmed JobApplication.java mapping to job_applications table. Creates relational links between student profiles and posted job opportunities.</w:t>
       </w:r>
     </w:p>
     <w:p>
@@ -62,10 +62,10 @@
         <w:rPr>
           <w:b/>
         </w:rPr>
-        <w:t>Hibernate Cascades:</w:t>
+        <w:t>Entity Association Handling:</w:t>
       </w:r>
       <w:r>
-        <w:t xml:space="preserve"> Configured CascadeType.MERGE and FetchType.LAZY on entity relationships to restrict database performance bottlenecks when rendering large application pipelines.</w:t>
+        <w:t xml:space="preserve"> Implemented FetchType.LAZY on collection mappings to optimize database performance during large applicant queries.</w:t>
       </w:r>
     </w:p>
     <w:p/>
@@ -76,7 +76,7 @@
           <w:b/>
           <w:sz w:val="26"/>
         </w:rPr>
-        <w:t>2. Recruitment Pipeline State Machine</w:t>
+        <w:t>2. Implemented Features: Workforce &amp; Recruiter Portal Dashboards</w:t>
       </w:r>
     </w:p>
     <w:p>
@@ -87,10 +87,10 @@
         <w:rPr>
           <w:b/>
         </w:rPr>
-        <w:t>Pipeline Enums:</w:t>
+        <w:t>Workforce Dashboard:</w:t>
       </w:r>
       <w:r>
-        <w:t xml:space="preserve"> Created JobApplicationStatus.java enum containing states: APPLIED, SCREENING, INTERVIEWING, OFFERED, REJECTED.</w:t>
+        <w:t xml:space="preserve"> Designed visual summaries showing pipeline indicators, total job post statuses, application volumes, and recruiter ratings.</w:t>
       </w:r>
     </w:p>
     <w:p>
@@ -101,10 +101,10 @@
         <w:rPr>
           <w:b/>
         </w:rPr>
-        <w:t>State Transition Controller:</w:t>
+        <w:t>Recruiter Portal &amp; Job Posting:</w:t>
       </w:r>
       <w:r>
-        <w:t xml:space="preserve"> Developed status change logic verifying that only the posting Recruiter or Admin can alter applicant statuses. Logs updates into application audit records.</w:t>
+        <w:t xml:space="preserve"> Programmed form interfaces allowing recruiters to post jobs, edit job details, specify required skills, and toggle posting statuses.</w:t>
       </w:r>
     </w:p>
     <w:p>
@@ -115,10 +115,10 @@
         <w:rPr>
           <w:b/>
         </w:rPr>
-        <w:t>Notification Triggers:</w:t>
+        <w:t>Candidate Management:</w:t>
       </w:r>
       <w:r>
-        <w:t xml:space="preserve"> Configured event dispatch systems triggering internal notifications for students when recruiters change application pipeline states.</w:t>
+        <w:t xml:space="preserve"> Developed application viewer cards exposing candidate summaries, uploaded resume locations, and skill analytics scores.</w:t>
       </w:r>
     </w:p>
     <w:p/>
@@ -129,7 +129,7 @@
           <w:b/>
           <w:sz w:val="26"/>
         </w:rPr>
-        <w:t>3. Recruiter Controller &amp; REST Interfaces</w:t>
+        <w:t>3. Implemented Features: Applicant Pipeline &amp; Hiring Workflows</w:t>
       </w:r>
     </w:p>
     <w:p>
@@ -140,10 +140,10 @@
         <w:rPr>
           <w:b/>
         </w:rPr>
-        <w:t>Job Publishing Endpoint:</w:t>
+        <w:t>Staging Workflow State Machine:</w:t>
       </w:r>
       <w:r>
-        <w:t xml:space="preserve"> Programmed RecruiterController exposing POST /api/recruiter/jobs. Request body validates required fields (title, description, skills) before invoking JobOpportunityService.save().</w:t>
+        <w:t xml:space="preserve"> Implemented JobApplicationStatus.java enum supporting transition states: APPLIED, SCREENING, INTERVIEWING, OFFERED, REJECTED.</w:t>
       </w:r>
     </w:p>
     <w:p>
@@ -154,10 +154,10 @@
         <w:rPr>
           <w:b/>
         </w:rPr>
-        <w:t>Applicant View Endpoint:</w:t>
+        <w:t>Pipeline Transition Controller:</w:t>
       </w:r>
       <w:r>
-        <w:t xml:space="preserve"> Exposed GET /api/recruiter/jobs/{jobId}/applications returning candidate profiles, credentials, and application timelines with pagination.</w:t>
+        <w:t xml:space="preserve"> Exposed endpoints updating candidate statuses, verifying security roles, and generating audit logs of status modifications.</w:t>
       </w:r>
     </w:p>
     <w:p>
@@ -168,10 +168,10 @@
         <w:rPr>
           <w:b/>
         </w:rPr>
-        <w:t>Update Pipeline API:</w:t>
+        <w:t>Recruitment Analytics:</w:t>
       </w:r>
       <w:r>
-        <w:t xml:space="preserve"> Created PATCH /api/recruiter/applications/{applicationId}/status validating request body fields before executing db updates.</w:t>
+        <w:t xml:space="preserve"> Created aggregate queries counting candidate conversion funnels, pipeline stages, and average time-to-hire metrics.</w:t>
       </w:r>
     </w:p>
     <w:p/>
@@ -182,7 +182,7 @@
           <w:b/>
           <w:sz w:val="26"/>
         </w:rPr>
-        <w:t>4. Analytics Query Pipeline &amp; Chart Data</w:t>
+        <w:t>4. Implemented Features: Global Admin Panel Operations</w:t>
       </w:r>
     </w:p>
     <w:p>
@@ -193,10 +193,10 @@
         <w:rPr>
           <w:b/>
         </w:rPr>
-        <w:t>Metrics Repository Queries:</w:t>
+        <w:t>Admin Dashboard UI:</w:t>
       </w:r>
       <w:r>
-        <w:t xml:space="preserve"> Formulated custom native SQL queries inside JobApplicationRepository. Uses GROUP BY clauses mapping application statuses to calculate hiring funnel conversion percentages.</w:t>
+        <w:t xml:space="preserve"> Deployed central diagnostic panels tracing system load, user volumes, database connections, and application errors.</w:t>
       </w:r>
     </w:p>
     <w:p>
@@ -207,10 +207,10 @@
         <w:rPr>
           <w:b/>
         </w:rPr>
-        <w:t>Recruiter Stats API:</w:t>
+        <w:t>User Management Console:</w:t>
       </w:r>
       <w:r>
-        <w:t xml:space="preserve"> Exposed GET /api/recruiter/analytics returning total jobs posted, active interviews, conversion statistics, and average time-to-offer.</w:t>
+        <w:t xml:space="preserve"> Created interfaces listing platform accounts, enabling admins to modify profiles, ban users, and upgrade role permissions.</w:t>
       </w:r>
     </w:p>
     <w:p>
@@ -221,10 +221,66 @@
         <w:rPr>
           <w:b/>
         </w:rPr>
-        <w:t>Frontend Dashboard Charts:</w:t>
+        <w:t>Course Management Admin:</w:t>
       </w:r>
       <w:r>
-        <w:t xml:space="preserve"> Mapped JSON outputs to chart arrays, enabling charts (bar charts, radar charts) to dynamically render recruitment indicators.</w:t>
+        <w:t xml:space="preserve"> Developed tools for admins to add new courses, modify syllabi, upload course contents, and monitor enrollment metrics.</w:t>
+      </w:r>
+    </w:p>
+    <w:p>
+      <w:pPr>
+        <w:pStyle w:val="ListBullet"/>
+      </w:pPr>
+      <w:r>
+        <w:rPr>
+          <w:b/>
+        </w:rPr>
+        <w:t>Complaint Tracking:</w:t>
+      </w:r>
+      <w:r>
+        <w:t xml:space="preserve"> Set up ticketing systems routing bug reports, user feedback, and complaints to admin workflows.</w:t>
+      </w:r>
+    </w:p>
+    <w:p>
+      <w:pPr>
+        <w:pStyle w:val="ListBullet"/>
+      </w:pPr>
+      <w:r>
+        <w:rPr>
+          <w:b/>
+        </w:rPr>
+        <w:t>Certification Management Admin:</w:t>
+      </w:r>
+      <w:r>
+        <w:t xml:space="preserve"> Created interfaces validating academic licenses, updating certificates, and issuing credentials.</w:t>
+      </w:r>
+    </w:p>
+    <w:p>
+      <w:pPr>
+        <w:pStyle w:val="ListBullet"/>
+      </w:pPr>
+      <w:r>
+        <w:rPr>
+          <w:b/>
+        </w:rPr>
+        <w:t>Diagnostics &amp; Monitoring:</w:t>
+      </w:r>
+      <w:r>
+        <w:t xml:space="preserve"> Configured diagnostics capturing network latency, CPU usage, and database query executions.</w:t>
+      </w:r>
+    </w:p>
+    <w:p>
+      <w:pPr>
+        <w:pStyle w:val="ListBullet"/>
+      </w:pPr>
+      <w:r>
+        <w:rPr>
+          <w:b/>
+        </w:rPr>
+        <w:t>Reports and Insights:</w:t>
+      </w:r>
+      <w:r>
+        <w:t xml:space="preserve"> Deployed exporting interfaces generating CSV/PDF reports summarizing system revenue and user engagement statistics.</w:t>
       </w:r>
     </w:p>
     <w:p/>
@@ -235,7 +291,7 @@
           <w:b/>
           <w:sz w:val="26"/>
         </w:rPr>
-        <w:t>5. Access Control &amp; Role Validation</w:t>
+        <w:t>5. Deliverables &amp; Technical Verification</w:t>
       </w:r>
     </w:p>
     <w:p>
@@ -246,10 +302,10 @@
         <w:rPr>
           <w:b/>
         </w:rPr>
-        <w:t>Endpoint Authorization:</w:t>
+        <w:t xml:space="preserve">[X] </w:t>
       </w:r>
       <w:r>
-        <w:t xml:space="preserve"> Applied @PreAuthorize("hasRole('RECRUITER')") annotations on controller methods. Configured method-level security in SecurityConfig.</w:t>
+        <w:t>Recruiter workspace dashboard views displaying applicant counts.</w:t>
       </w:r>
     </w:p>
     <w:p>
@@ -260,10 +316,38 @@
         <w:rPr>
           <w:b/>
         </w:rPr>
-        <w:t>Data Isolation:</w:t>
+        <w:t xml:space="preserve">[X] </w:t>
       </w:r>
       <w:r>
-        <w:t xml:space="preserve"> Checked that recruiters can only read or edit job listings matching their own organization profile, preventing unauthorized access.</w:t>
+        <w:t>Dynamic job creation wizard and validation controller services.</w:t>
+      </w:r>
+    </w:p>
+    <w:p>
+      <w:pPr>
+        <w:pStyle w:val="ListBullet"/>
+      </w:pPr>
+      <w:r>
+        <w:rPr>
+          <w:b/>
+        </w:rPr>
+        <w:t xml:space="preserve">[X] </w:t>
+      </w:r>
+      <w:r>
+        <w:t>Admin console layouts monitoring user accounts and database sessions.</w:t>
+      </w:r>
+    </w:p>
+    <w:p>
+      <w:pPr>
+        <w:pStyle w:val="ListBullet"/>
+      </w:pPr>
+      <w:r>
+        <w:rPr>
+          <w:b/>
+        </w:rPr>
+        <w:t xml:space="preserve">[X] </w:t>
+      </w:r>
+      <w:r>
+        <w:t>Analytical metrics queries returning recruitment funnels data.</w:t>
       </w:r>
     </w:p>
     <w:p/>
